--- a/중국어_대화문/5부_docx/5부_07화_정변_미수.docx
+++ b/중국어_대화문/5부_docx/5부_07화_정변_미수.docx
@@ -18,7 +18,7 @@
         <w:t>등장인물:</w:t>
       </w:r>
       <w:r>
-        <w:t xml:space="preserve"> 선즈위안 沈知远(41세, 중앙위원 겸 재정부장) / 청시 程曦(26세, 재정부장 판공실 비서) / 리위퉁 李雨桐(35세, 재정부장 판공실 참모) / 라오멍 老孟(50대 후반, 재정부 기밀문서 열람실 관리원) / 커팅웨 柯庭岳(65세, 중앙 정법 협조 판공실 주임) / 텅리쉰 滕立勋(60대 초반, 중앙 정법 협조 위원회 부서기, 전화 목소리) / 관 비서 关秘书(30대, 텅리쉰의 비서) / 당직 상무위원 值班常委(전화 목소리) / 메이뤄란 梅若兰(78세, 은퇴한 변호사협회 비서장, 전화 목소리)</w:t>
+        <w:t xml:space="preserve"> 선즈위안 沈知远(41세, 중앙위원 겸 재정부장) / 청시 程曦(27세, 재정부장 판공실 비서) / 리위퉁 李雨桐(36세, 재정부장 판공실 참모) / 라오멍 老孟(50대 후반, 재정부 기밀문서 열람실 관리원) / 커팅웨 柯庭岳(65세, 중앙 정법 협조 판공실 주임) / 텅리쉰 滕立勋(60대 초반, 중앙 정법 협조 위원회 부서기, 전화 목소리) / 관 비서 关秘书(30대, 텅리쉰의 비서) / 당직 상무위원 值班常委(전화 목소리) / 메이뤄란 梅若兰(79세, 은퇴한 변호사협회 비서장, 전화 목소리)</w:t>
       </w:r>
     </w:p>
     <w:p>
@@ -477,7 +477,7 @@
         <w:t>老孟:</w:t>
       </w:r>
       <w:r>
-        <w:t xml:space="preserve"> 沈部长，吵醒您了。我值夜班，在一楼收发室，没睡。</w:t>
+        <w:t xml:space="preserve"> 沈部长，吵醒您了。我值夜班，在地下一层阅览室，没睡。</w:t>
       </w:r>
     </w:p>
     <w:p>
@@ -499,7 +499,7 @@
         <w:t>老孟:</w:t>
       </w:r>
       <w:r>
-        <w:t xml:space="preserve"> 十二点五十分，有人敲了机要室的门，不是我们的人，穿便服，拿着一张纸，说是“协调办”的，要把三楼文件柜里的“特勤专项四十一行目录”和特别账户的底册，先封存，再带走。</w:t>
+        <w:t xml:space="preserve"> 十二点五十分，有人敲了阅览室的门，不是我们的人，穿便服，拿着一张纸，说是“协调办”的，要把柜子里的“特勤专项四十一行目录”和特别账户的底册，先封存，再带走。</w:t>
       </w:r>
     </w:p>
     <w:p>
@@ -581,7 +581,7 @@
         <w:t>沈知远:</w:t>
       </w:r>
       <w:r>
-        <w:t xml:space="preserve"> 第一件事，把机要室的登记簿拿出来，翻到今天这一页，把刚才那个人来的时间、他拿的纸的样子，一字不差写下来，不加形容词。第二件事，那张纸，如果他肯留，你就收；如果他不肯留，你就请他把名字写在登记簿上。第三件事，要是他拿出的是一份有收件章、有会签、有出库单的正式文件，你再来问我；如果没有，钥匙就留在你口袋里。</w:t>
+        <w:t xml:space="preserve"> 第一件事，把阅览室的登记簿拿出来，翻到今天这一页，把刚才那个人来的时间、他拿的纸的样子，一字不差写下来，不加形容词。第二件事，那张纸，如果他肯留，你就收；如果他不肯留，你就请他把名字写在登记簿上。第三件事，要是他拿出的是一份有收件章、有会签、有出库单的正式文件，你再来问我；如果没有，钥匙就留在你口袋里。</w:t>
       </w:r>
     </w:p>
     <w:p>
@@ -603,7 +603,7 @@
         <w:t>沈知远:</w:t>
       </w:r>
       <w:r>
-        <w:t xml:space="preserve"> 那就写：“收件时间一时零八分，对方未提供会签与出库单，管理员依规未开门。”你签自己的名字，日期写今天。</w:t>
+        <w:t xml:space="preserve"> 那就写：“收件时间零时五十分，对方未提供会签与出库单，管理员依规未开门。”你签自己的名字，日期写今天。</w:t>
       </w:r>
     </w:p>
     <w:p>
@@ -641,7 +641,7 @@
     </w:p>
     <w:p>
       <w:r>
-        <w:t>(电话挂了。程曦在笔记本上写下：“一时十四分，老孟来电，机要室。”李雨桐把一瓣橘子递给沈知远，他没有接，只是把手背在膝盖上，慢慢握紧。)</w:t>
+        <w:t>(电话挂了。程曦在笔记本上写下：“一时十四分，老孟来电，阅览室。”李雨桐把一瓣橘子递给沈知远，他没有接，只是把手背在膝盖上，慢慢握紧。)</w:t>
       </w:r>
     </w:p>
     <w:p>
@@ -950,7 +950,7 @@
         <w:t>柯庭岳:</w:t>
       </w:r>
       <w:r>
-        <w:t xml:space="preserve"> 我没有。(又停了一会儿) 我这个人，一辈子签过一万多个字，一个字不该签的，我都签过。三年前，我留了一个空格；今天晚上，我又留了一个。同一个格子，同一支笔。</w:t>
+        <w:t xml:space="preserve"> 我没有。(又停了一会儿) 我这个人，一辈子签过一万多个字，一个字不该签的，我都签过。四年前，我留了一个空格；今天晚上，我又留了一个。同一个格子，同一支笔。</w:t>
       </w:r>
     </w:p>
     <w:p>
@@ -1789,7 +1789,7 @@
         <w:t>梅若兰:</w:t>
       </w:r>
       <w:r>
-        <w:t xml:space="preserve"> 我不知道，我只是在六点钟，给你打了一通电话。我七十八岁了，每天五点起，没别的事。(顿了顿) 夜里出了什么事，你不必说。小苏那边，我可以告诉你一件小事。</w:t>
+        <w:t xml:space="preserve"> 我不知道，我只是到了这个钟点，就想给你打一通电话。我七十九岁了，每天五点起，没别的事。(顿了顿) 夜里出了什么事，你不必说。小苏那边，我可以告诉你一件小事。</w:t>
       </w:r>
     </w:p>
     <w:p>
@@ -1811,7 +1811,7 @@
         <w:t>梅若兰:</w:t>
       </w:r>
       <w:r>
-        <w:t xml:space="preserve"> 煤厂街巷口，那个穿深色夹克的年轻人，昨晚十二点以后就不见了。我六点钟打电话问小辛，小辛说，六点十分，他又回来了，换了一杯热豆浆。</w:t>
+        <w:t xml:space="preserve"> 煤厂街巷口，那个穿深色夹克的年轻人，昨晚十二点以后就不见了。我五点钟打电话问小辛，小辛说，五点十分，他又回来了，换了一杯热豆浆。</w:t>
       </w:r>
     </w:p>
     <w:p>
